--- a/Agile-Scrum_NguyenThiThuHien_De5.docx
+++ b/Agile-Scrum_NguyenThiThuHien_De5.docx
@@ -4678,6 +4678,14 @@
                 <w:szCs w:val="24"/>
               </w:rPr>
               <w:t>Kiểm tra các API đúng yêu cầu</w:t>
+            </w:r>
+            <w:r>
+              <w:rPr>
+                <w:rFonts w:ascii="Times New Roman" w:eastAsia="Times New Roman" w:hAnsi="Times New Roman" w:cs="Times New Roman"/>
+                <w:sz w:val="24"/>
+                <w:szCs w:val="24"/>
+              </w:rPr>
+              <w:t xml:space="preserve">, tính năng </w:t>
             </w:r>
           </w:p>
         </w:tc>
